--- a/Project flow.docx
+++ b/Project flow.docx
@@ -296,10 +296,18 @@
         <w:rPr>
           <w:lang w:val="en-US"/>
         </w:rPr>
-        <w:t xml:space="preserve">”. This method calls “Azure Document Intelligence” </w:t>
-      </w:r>
-      <w:r>
-        <w:rPr>
+        <w:t xml:space="preserve">”. This method calls </w:t>
+      </w:r>
+      <w:r>
+        <w:rPr>
+          <w:highlight w:val="yellow"/>
+          <w:lang w:val="en-US"/>
+        </w:rPr>
+        <w:t xml:space="preserve">“Azure Document Intelligence” </w:t>
+      </w:r>
+      <w:r>
+        <w:rPr>
+          <w:highlight w:val="yellow"/>
           <w:lang w:val="en-US"/>
         </w:rPr>
         <w:t>method “</w:t>
@@ -307,6 +315,7 @@
       <w:proofErr w:type="spellStart"/>
       <w:r>
         <w:rPr>
+          <w:highlight w:val="yellow"/>
           <w:lang w:val="en-US"/>
         </w:rPr>
         <w:t>begin_analyze_document</w:t>
@@ -314,9 +323,16 @@
       <w:proofErr w:type="spellEnd"/>
       <w:r>
         <w:rPr>
-          <w:lang w:val="en-US"/>
-        </w:rPr>
-        <w:t>” method</w:t>
+          <w:highlight w:val="yellow"/>
+          <w:lang w:val="en-US"/>
+        </w:rPr>
+        <w:t>”</w:t>
+      </w:r>
+      <w:r>
+        <w:rPr>
+          <w:lang w:val="en-US"/>
+        </w:rPr>
+        <w:t xml:space="preserve"> method</w:t>
       </w:r>
       <w:r>
         <w:rPr>
@@ -448,13 +464,7 @@
         <w:rPr>
           <w:lang w:val="en-US"/>
         </w:rPr>
-        <w:t xml:space="preserve">”. This method calls </w:t>
-      </w:r>
-      <w:r>
-        <w:rPr>
-          <w:lang w:val="en-US"/>
-        </w:rPr>
-        <w:t>“</w:t>
+        <w:t>”. This method calls “</w:t>
       </w:r>
       <w:proofErr w:type="spellStart"/>
       <w:r>
@@ -468,13 +478,7 @@
         <w:rPr>
           <w:lang w:val="en-US"/>
         </w:rPr>
-        <w:t>”</w:t>
-      </w:r>
-      <w:r>
-        <w:rPr>
-          <w:lang w:val="en-US"/>
-        </w:rPr>
-        <w:t xml:space="preserve"> to get the document from </w:t>
+        <w:t xml:space="preserve">” to get the document from </w:t>
       </w:r>
       <w:proofErr w:type="spellStart"/>
       <w:r>
@@ -618,7 +622,21 @@
         <w:rPr>
           <w:lang w:val="en-US"/>
         </w:rPr>
-        <w:t xml:space="preserve"> is used to call  “invoke” method of “</w:t>
+        <w:t xml:space="preserve"> is used to </w:t>
+      </w:r>
+      <w:proofErr w:type="gramStart"/>
+      <w:r>
+        <w:rPr>
+          <w:lang w:val="en-US"/>
+        </w:rPr>
+        <w:t>call  “</w:t>
+      </w:r>
+      <w:proofErr w:type="gramEnd"/>
+      <w:r>
+        <w:rPr>
+          <w:lang w:val="en-US"/>
+        </w:rPr>
+        <w:t>invoke” method of “</w:t>
       </w:r>
       <w:proofErr w:type="spellStart"/>
       <w:r>
@@ -634,16 +652,985 @@
         </w:rPr>
         <w:t xml:space="preserve">” </w:t>
       </w:r>
+      <w:r>
+        <w:rPr>
+          <w:lang w:val="en-US"/>
+        </w:rPr>
+        <w:t xml:space="preserve">. We use this method to parse the </w:t>
+      </w:r>
+      <w:proofErr w:type="spellStart"/>
+      <w:r>
+        <w:rPr>
+          <w:lang w:val="en-US"/>
+        </w:rPr>
+        <w:t>ocr</w:t>
+      </w:r>
+      <w:proofErr w:type="spellEnd"/>
+      <w:r>
+        <w:rPr>
+          <w:lang w:val="en-US"/>
+        </w:rPr>
+        <w:t xml:space="preserve"> text </w:t>
+      </w:r>
+      <w:proofErr w:type="spellStart"/>
+      <w:r>
+        <w:rPr>
+          <w:lang w:val="en-US"/>
+        </w:rPr>
+        <w:t>intp</w:t>
+      </w:r>
+      <w:proofErr w:type="spellEnd"/>
+      <w:r>
+        <w:rPr>
+          <w:lang w:val="en-US"/>
+        </w:rPr>
+        <w:t xml:space="preserve"> parsed object as below:</w:t>
+      </w:r>
+    </w:p>
+    <w:p>
+      <w:pPr>
+        <w:shd w:val="clear" w:color="auto" w:fill="FFFFFF"/>
+        <w:spacing w:after="0" w:line="240" w:lineRule="auto"/>
+        <w:rPr>
+          <w:rFonts w:ascii="Courier New" w:eastAsia="Times New Roman" w:hAnsi="Courier New" w:cs="Courier New"/>
+          <w:b/>
+          <w:bCs/>
+          <w:color w:val="3D4F58"/>
+          <w:sz w:val="18"/>
+          <w:szCs w:val="18"/>
+          <w:lang w:eastAsia="en-IN"/>
+        </w:rPr>
+      </w:pPr>
+      <w:proofErr w:type="spellStart"/>
+      <w:r>
+        <w:rPr>
+          <w:rFonts w:ascii="Courier New" w:eastAsia="Times New Roman" w:hAnsi="Courier New" w:cs="Courier New"/>
+          <w:b/>
+          <w:bCs/>
+          <w:color w:val="3D4F58"/>
+          <w:sz w:val="18"/>
+          <w:szCs w:val="18"/>
+          <w:lang w:eastAsia="en-IN"/>
+        </w:rPr>
+        <w:t>parsedData</w:t>
+      </w:r>
+      <w:proofErr w:type="spellEnd"/>
+    </w:p>
+    <w:p>
+      <w:pPr>
+        <w:shd w:val="clear" w:color="auto" w:fill="FFFFFF"/>
+        <w:spacing w:after="0" w:line="240" w:lineRule="auto"/>
+        <w:rPr>
+          <w:rFonts w:ascii="Courier New" w:eastAsia="Times New Roman" w:hAnsi="Courier New" w:cs="Courier New"/>
+          <w:color w:val="3D4F58"/>
+          <w:sz w:val="18"/>
+          <w:szCs w:val="18"/>
+          <w:lang w:eastAsia="en-IN"/>
+        </w:rPr>
+      </w:pPr>
+      <w:r>
+        <w:rPr>
+          <w:rFonts w:ascii="Courier New" w:eastAsia="Times New Roman" w:hAnsi="Courier New" w:cs="Courier New"/>
+          <w:color w:val="3D4F58"/>
+          <w:sz w:val="18"/>
+          <w:szCs w:val="18"/>
+          <w:lang w:eastAsia="en-IN"/>
+        </w:rPr>
+        <w:t>Object (2)</w:t>
+      </w:r>
+    </w:p>
+    <w:p>
+      <w:pPr>
+        <w:shd w:val="clear" w:color="auto" w:fill="FFFFFF"/>
+        <w:spacing w:after="0" w:line="240" w:lineRule="auto"/>
+        <w:rPr>
+          <w:rFonts w:ascii="Courier New" w:eastAsia="Times New Roman" w:hAnsi="Courier New" w:cs="Courier New"/>
+          <w:b/>
+          <w:bCs/>
+          <w:color w:val="3D4F58"/>
+          <w:sz w:val="18"/>
+          <w:szCs w:val="18"/>
+          <w:lang w:eastAsia="en-IN"/>
+        </w:rPr>
+      </w:pPr>
+      <w:proofErr w:type="spellStart"/>
+      <w:r>
+        <w:rPr>
+          <w:rFonts w:ascii="Courier New" w:eastAsia="Times New Roman" w:hAnsi="Courier New" w:cs="Courier New"/>
+          <w:b/>
+          <w:bCs/>
+          <w:color w:val="3D4F58"/>
+          <w:sz w:val="18"/>
+          <w:szCs w:val="18"/>
+          <w:lang w:eastAsia="en-IN"/>
+        </w:rPr>
+        <w:t>documentType</w:t>
+      </w:r>
+      <w:proofErr w:type="spellEnd"/>
+    </w:p>
+    <w:p>
+      <w:pPr>
+        <w:shd w:val="clear" w:color="auto" w:fill="FFFFFF"/>
+        <w:spacing w:after="0" w:line="240" w:lineRule="auto"/>
+        <w:rPr>
+          <w:rFonts w:ascii="Courier New" w:eastAsia="Times New Roman" w:hAnsi="Courier New" w:cs="Courier New"/>
+          <w:color w:val="12824D"/>
+          <w:sz w:val="18"/>
+          <w:szCs w:val="18"/>
+          <w:lang w:eastAsia="en-IN"/>
+        </w:rPr>
+      </w:pPr>
+      <w:r>
+        <w:rPr>
+          <w:rFonts w:ascii="Courier New" w:eastAsia="Times New Roman" w:hAnsi="Courier New" w:cs="Courier New"/>
+          <w:color w:val="12824D"/>
+          <w:sz w:val="18"/>
+          <w:szCs w:val="18"/>
+          <w:lang w:eastAsia="en-IN"/>
+        </w:rPr>
+        <w:t>"</w:t>
+      </w:r>
+      <w:proofErr w:type="spellStart"/>
+      <w:r>
+        <w:rPr>
+          <w:rFonts w:ascii="Courier New" w:eastAsia="Times New Roman" w:hAnsi="Courier New" w:cs="Courier New"/>
+          <w:color w:val="12824D"/>
+          <w:sz w:val="18"/>
+          <w:szCs w:val="18"/>
+          <w:lang w:eastAsia="en-IN"/>
+        </w:rPr>
+        <w:t>FlightTicket</w:t>
+      </w:r>
+      <w:proofErr w:type="spellEnd"/>
+      <w:r>
+        <w:rPr>
+          <w:rFonts w:ascii="Courier New" w:eastAsia="Times New Roman" w:hAnsi="Courier New" w:cs="Courier New"/>
+          <w:color w:val="12824D"/>
+          <w:sz w:val="18"/>
+          <w:szCs w:val="18"/>
+          <w:lang w:eastAsia="en-IN"/>
+        </w:rPr>
+        <w:t>"</w:t>
+      </w:r>
+    </w:p>
+    <w:p>
+      <w:pPr>
+        <w:shd w:val="clear" w:color="auto" w:fill="FFFFFF"/>
+        <w:spacing w:after="0" w:line="240" w:lineRule="auto"/>
+        <w:rPr>
+          <w:rFonts w:ascii="Courier New" w:eastAsia="Times New Roman" w:hAnsi="Courier New" w:cs="Courier New"/>
+          <w:b/>
+          <w:bCs/>
+          <w:color w:val="3D4F58"/>
+          <w:sz w:val="18"/>
+          <w:szCs w:val="18"/>
+          <w:lang w:eastAsia="en-IN"/>
+        </w:rPr>
+      </w:pPr>
+      <w:r>
+        <w:rPr>
+          <w:rFonts w:ascii="Courier New" w:eastAsia="Times New Roman" w:hAnsi="Courier New" w:cs="Courier New"/>
+          <w:b/>
+          <w:bCs/>
+          <w:color w:val="3D4F58"/>
+          <w:sz w:val="18"/>
+          <w:szCs w:val="18"/>
+          <w:lang w:eastAsia="en-IN"/>
+        </w:rPr>
+        <w:t>data</w:t>
+      </w:r>
+    </w:p>
+    <w:p>
+      <w:pPr>
+        <w:shd w:val="clear" w:color="auto" w:fill="FFFFFF"/>
+        <w:spacing w:after="0" w:line="240" w:lineRule="auto"/>
+        <w:rPr>
+          <w:rFonts w:ascii="Courier New" w:eastAsia="Times New Roman" w:hAnsi="Courier New" w:cs="Courier New"/>
+          <w:color w:val="3D4F58"/>
+          <w:sz w:val="18"/>
+          <w:szCs w:val="18"/>
+          <w:lang w:eastAsia="en-IN"/>
+        </w:rPr>
+      </w:pPr>
+      <w:r>
+        <w:rPr>
+          <w:rFonts w:ascii="Courier New" w:eastAsia="Times New Roman" w:hAnsi="Courier New" w:cs="Courier New"/>
+          <w:color w:val="3D4F58"/>
+          <w:sz w:val="18"/>
+          <w:szCs w:val="18"/>
+          <w:lang w:eastAsia="en-IN"/>
+        </w:rPr>
+        <w:t>Object (13)</w:t>
+      </w:r>
+    </w:p>
+    <w:p>
+      <w:pPr>
+        <w:shd w:val="clear" w:color="auto" w:fill="FFFFFF"/>
+        <w:spacing w:after="0" w:line="240" w:lineRule="auto"/>
+        <w:rPr>
+          <w:rFonts w:ascii="Courier New" w:eastAsia="Times New Roman" w:hAnsi="Courier New" w:cs="Courier New"/>
+          <w:b/>
+          <w:bCs/>
+          <w:color w:val="3D4F58"/>
+          <w:sz w:val="18"/>
+          <w:szCs w:val="18"/>
+          <w:lang w:eastAsia="en-IN"/>
+        </w:rPr>
+      </w:pPr>
+      <w:proofErr w:type="spellStart"/>
+      <w:r>
+        <w:rPr>
+          <w:rFonts w:ascii="Courier New" w:eastAsia="Times New Roman" w:hAnsi="Courier New" w:cs="Courier New"/>
+          <w:b/>
+          <w:bCs/>
+          <w:color w:val="3D4F58"/>
+          <w:sz w:val="18"/>
+          <w:szCs w:val="18"/>
+          <w:lang w:eastAsia="en-IN"/>
+        </w:rPr>
+        <w:t>travelerName</w:t>
+      </w:r>
+      <w:proofErr w:type="spellEnd"/>
+    </w:p>
+    <w:p>
+      <w:pPr>
+        <w:shd w:val="clear" w:color="auto" w:fill="FFFFFF"/>
+        <w:spacing w:after="0" w:line="240" w:lineRule="auto"/>
+        <w:rPr>
+          <w:rFonts w:ascii="Courier New" w:eastAsia="Times New Roman" w:hAnsi="Courier New" w:cs="Courier New"/>
+          <w:color w:val="12824D"/>
+          <w:sz w:val="18"/>
+          <w:szCs w:val="18"/>
+          <w:lang w:eastAsia="en-IN"/>
+        </w:rPr>
+      </w:pPr>
+      <w:r>
+        <w:rPr>
+          <w:rFonts w:ascii="Courier New" w:eastAsia="Times New Roman" w:hAnsi="Courier New" w:cs="Courier New"/>
+          <w:color w:val="12824D"/>
+          <w:sz w:val="18"/>
+          <w:szCs w:val="18"/>
+          <w:lang w:eastAsia="en-IN"/>
+        </w:rPr>
+        <w:t>"JOHN VOYAGE"</w:t>
+      </w:r>
+    </w:p>
+    <w:p>
+      <w:pPr>
+        <w:shd w:val="clear" w:color="auto" w:fill="FFFFFF"/>
+        <w:spacing w:after="0" w:line="240" w:lineRule="auto"/>
+        <w:rPr>
+          <w:rFonts w:ascii="Courier New" w:eastAsia="Times New Roman" w:hAnsi="Courier New" w:cs="Courier New"/>
+          <w:b/>
+          <w:bCs/>
+          <w:color w:val="3D4F58"/>
+          <w:sz w:val="18"/>
+          <w:szCs w:val="18"/>
+          <w:lang w:eastAsia="en-IN"/>
+        </w:rPr>
+      </w:pPr>
+      <w:proofErr w:type="spellStart"/>
+      <w:r>
+        <w:rPr>
+          <w:rFonts w:ascii="Courier New" w:eastAsia="Times New Roman" w:hAnsi="Courier New" w:cs="Courier New"/>
+          <w:b/>
+          <w:bCs/>
+          <w:color w:val="3D4F58"/>
+          <w:sz w:val="18"/>
+          <w:szCs w:val="18"/>
+          <w:lang w:eastAsia="en-IN"/>
+        </w:rPr>
+        <w:t>departureCity</w:t>
+      </w:r>
+      <w:proofErr w:type="spellEnd"/>
+    </w:p>
+    <w:p>
+      <w:pPr>
+        <w:shd w:val="clear" w:color="auto" w:fill="FFFFFF"/>
+        <w:spacing w:after="0" w:line="240" w:lineRule="auto"/>
+        <w:rPr>
+          <w:rFonts w:ascii="Courier New" w:eastAsia="Times New Roman" w:hAnsi="Courier New" w:cs="Courier New"/>
+          <w:color w:val="12824D"/>
+          <w:sz w:val="18"/>
+          <w:szCs w:val="18"/>
+          <w:lang w:eastAsia="en-IN"/>
+        </w:rPr>
+      </w:pPr>
+      <w:r>
+        <w:rPr>
+          <w:rFonts w:ascii="Courier New" w:eastAsia="Times New Roman" w:hAnsi="Courier New" w:cs="Courier New"/>
+          <w:color w:val="12824D"/>
+          <w:sz w:val="18"/>
+          <w:szCs w:val="18"/>
+          <w:lang w:eastAsia="en-IN"/>
+        </w:rPr>
+        <w:t>"DELHI"</w:t>
+      </w:r>
+    </w:p>
+    <w:p>
+      <w:pPr>
+        <w:shd w:val="clear" w:color="auto" w:fill="FFFFFF"/>
+        <w:spacing w:after="0" w:line="240" w:lineRule="auto"/>
+        <w:rPr>
+          <w:rFonts w:ascii="Courier New" w:eastAsia="Times New Roman" w:hAnsi="Courier New" w:cs="Courier New"/>
+          <w:b/>
+          <w:bCs/>
+          <w:color w:val="3D4F58"/>
+          <w:sz w:val="18"/>
+          <w:szCs w:val="18"/>
+          <w:lang w:eastAsia="en-IN"/>
+        </w:rPr>
+      </w:pPr>
+      <w:proofErr w:type="spellStart"/>
+      <w:r>
+        <w:rPr>
+          <w:rFonts w:ascii="Courier New" w:eastAsia="Times New Roman" w:hAnsi="Courier New" w:cs="Courier New"/>
+          <w:b/>
+          <w:bCs/>
+          <w:color w:val="3D4F58"/>
+          <w:sz w:val="18"/>
+          <w:szCs w:val="18"/>
+          <w:lang w:eastAsia="en-IN"/>
+        </w:rPr>
+        <w:t>departureAirport</w:t>
+      </w:r>
+      <w:proofErr w:type="spellEnd"/>
+    </w:p>
+    <w:p>
+      <w:pPr>
+        <w:shd w:val="clear" w:color="auto" w:fill="FFFFFF"/>
+        <w:spacing w:after="0" w:line="240" w:lineRule="auto"/>
+        <w:rPr>
+          <w:rFonts w:ascii="Courier New" w:eastAsia="Times New Roman" w:hAnsi="Courier New" w:cs="Courier New"/>
+          <w:color w:val="12824D"/>
+          <w:sz w:val="18"/>
+          <w:szCs w:val="18"/>
+          <w:lang w:eastAsia="en-IN"/>
+        </w:rPr>
+      </w:pPr>
+      <w:r>
+        <w:rPr>
+          <w:rFonts w:ascii="Courier New" w:eastAsia="Times New Roman" w:hAnsi="Courier New" w:cs="Courier New"/>
+          <w:color w:val="12824D"/>
+          <w:sz w:val="18"/>
+          <w:szCs w:val="18"/>
+          <w:lang w:eastAsia="en-IN"/>
+        </w:rPr>
+        <w:t>"DEL"</w:t>
+      </w:r>
+    </w:p>
+    <w:p>
+      <w:pPr>
+        <w:shd w:val="clear" w:color="auto" w:fill="FFFFFF"/>
+        <w:spacing w:after="0" w:line="240" w:lineRule="auto"/>
+        <w:rPr>
+          <w:rFonts w:ascii="Courier New" w:eastAsia="Times New Roman" w:hAnsi="Courier New" w:cs="Courier New"/>
+          <w:b/>
+          <w:bCs/>
+          <w:color w:val="3D4F58"/>
+          <w:sz w:val="18"/>
+          <w:szCs w:val="18"/>
+          <w:lang w:eastAsia="en-IN"/>
+        </w:rPr>
+      </w:pPr>
+      <w:proofErr w:type="spellStart"/>
+      <w:r>
+        <w:rPr>
+          <w:rFonts w:ascii="Courier New" w:eastAsia="Times New Roman" w:hAnsi="Courier New" w:cs="Courier New"/>
+          <w:b/>
+          <w:bCs/>
+          <w:color w:val="3D4F58"/>
+          <w:sz w:val="18"/>
+          <w:szCs w:val="18"/>
+          <w:lang w:eastAsia="en-IN"/>
+        </w:rPr>
+        <w:t>arrivalCity</w:t>
+      </w:r>
+      <w:proofErr w:type="spellEnd"/>
+    </w:p>
+    <w:p>
+      <w:pPr>
+        <w:shd w:val="clear" w:color="auto" w:fill="FFFFFF"/>
+        <w:spacing w:after="0" w:line="240" w:lineRule="auto"/>
+        <w:rPr>
+          <w:rFonts w:ascii="Courier New" w:eastAsia="Times New Roman" w:hAnsi="Courier New" w:cs="Courier New"/>
+          <w:color w:val="12824D"/>
+          <w:sz w:val="18"/>
+          <w:szCs w:val="18"/>
+          <w:lang w:eastAsia="en-IN"/>
+        </w:rPr>
+      </w:pPr>
+      <w:r>
+        <w:rPr>
+          <w:rFonts w:ascii="Courier New" w:eastAsia="Times New Roman" w:hAnsi="Courier New" w:cs="Courier New"/>
+          <w:color w:val="12824D"/>
+          <w:sz w:val="18"/>
+          <w:szCs w:val="18"/>
+          <w:lang w:eastAsia="en-IN"/>
+        </w:rPr>
+        <w:t>"NEW YORK"</w:t>
+      </w:r>
+    </w:p>
+    <w:p>
+      <w:pPr>
+        <w:shd w:val="clear" w:color="auto" w:fill="FFFFFF"/>
+        <w:spacing w:after="0" w:line="240" w:lineRule="auto"/>
+        <w:rPr>
+          <w:rFonts w:ascii="Courier New" w:eastAsia="Times New Roman" w:hAnsi="Courier New" w:cs="Courier New"/>
+          <w:b/>
+          <w:bCs/>
+          <w:color w:val="3D4F58"/>
+          <w:sz w:val="18"/>
+          <w:szCs w:val="18"/>
+          <w:lang w:eastAsia="en-IN"/>
+        </w:rPr>
+      </w:pPr>
+      <w:proofErr w:type="spellStart"/>
+      <w:r>
+        <w:rPr>
+          <w:rFonts w:ascii="Courier New" w:eastAsia="Times New Roman" w:hAnsi="Courier New" w:cs="Courier New"/>
+          <w:b/>
+          <w:bCs/>
+          <w:color w:val="3D4F58"/>
+          <w:sz w:val="18"/>
+          <w:szCs w:val="18"/>
+          <w:lang w:eastAsia="en-IN"/>
+        </w:rPr>
+        <w:t>arrivalAirport</w:t>
+      </w:r>
+      <w:proofErr w:type="spellEnd"/>
+    </w:p>
+    <w:p>
+      <w:pPr>
+        <w:shd w:val="clear" w:color="auto" w:fill="FFFFFF"/>
+        <w:spacing w:after="0" w:line="240" w:lineRule="auto"/>
+        <w:rPr>
+          <w:rFonts w:ascii="Courier New" w:eastAsia="Times New Roman" w:hAnsi="Courier New" w:cs="Courier New"/>
+          <w:color w:val="12824D"/>
+          <w:sz w:val="18"/>
+          <w:szCs w:val="18"/>
+          <w:lang w:eastAsia="en-IN"/>
+        </w:rPr>
+      </w:pPr>
+      <w:r>
+        <w:rPr>
+          <w:rFonts w:ascii="Courier New" w:eastAsia="Times New Roman" w:hAnsi="Courier New" w:cs="Courier New"/>
+          <w:color w:val="12824D"/>
+          <w:sz w:val="18"/>
+          <w:szCs w:val="18"/>
+          <w:lang w:eastAsia="en-IN"/>
+        </w:rPr>
+        <w:t>"JFK"</w:t>
+      </w:r>
+    </w:p>
+    <w:p>
+      <w:pPr>
+        <w:shd w:val="clear" w:color="auto" w:fill="FFFFFF"/>
+        <w:spacing w:after="0" w:line="240" w:lineRule="auto"/>
+        <w:rPr>
+          <w:rFonts w:ascii="Courier New" w:eastAsia="Times New Roman" w:hAnsi="Courier New" w:cs="Courier New"/>
+          <w:b/>
+          <w:bCs/>
+          <w:color w:val="3D4F58"/>
+          <w:sz w:val="18"/>
+          <w:szCs w:val="18"/>
+          <w:lang w:eastAsia="en-IN"/>
+        </w:rPr>
+      </w:pPr>
+      <w:proofErr w:type="spellStart"/>
+      <w:r>
+        <w:rPr>
+          <w:rFonts w:ascii="Courier New" w:eastAsia="Times New Roman" w:hAnsi="Courier New" w:cs="Courier New"/>
+          <w:b/>
+          <w:bCs/>
+          <w:color w:val="3D4F58"/>
+          <w:sz w:val="18"/>
+          <w:szCs w:val="18"/>
+          <w:lang w:eastAsia="en-IN"/>
+        </w:rPr>
+        <w:t>flightNumber</w:t>
+      </w:r>
+      <w:proofErr w:type="spellEnd"/>
+    </w:p>
+    <w:p>
+      <w:pPr>
+        <w:shd w:val="clear" w:color="auto" w:fill="FFFFFF"/>
+        <w:spacing w:after="0" w:line="240" w:lineRule="auto"/>
+        <w:rPr>
+          <w:rFonts w:ascii="Courier New" w:eastAsia="Times New Roman" w:hAnsi="Courier New" w:cs="Courier New"/>
+          <w:color w:val="12824D"/>
+          <w:sz w:val="18"/>
+          <w:szCs w:val="18"/>
+          <w:lang w:eastAsia="en-IN"/>
+        </w:rPr>
+      </w:pPr>
+      <w:r>
+        <w:rPr>
+          <w:rFonts w:ascii="Courier New" w:eastAsia="Times New Roman" w:hAnsi="Courier New" w:cs="Courier New"/>
+          <w:color w:val="12824D"/>
+          <w:sz w:val="18"/>
+          <w:szCs w:val="18"/>
+          <w:lang w:eastAsia="en-IN"/>
+        </w:rPr>
+        <w:t>"WV101"</w:t>
+      </w:r>
+    </w:p>
+    <w:p>
+      <w:pPr>
+        <w:shd w:val="clear" w:color="auto" w:fill="FFFFFF"/>
+        <w:spacing w:after="0" w:line="240" w:lineRule="auto"/>
+        <w:rPr>
+          <w:rFonts w:ascii="Courier New" w:eastAsia="Times New Roman" w:hAnsi="Courier New" w:cs="Courier New"/>
+          <w:b/>
+          <w:bCs/>
+          <w:color w:val="3D4F58"/>
+          <w:sz w:val="18"/>
+          <w:szCs w:val="18"/>
+          <w:lang w:eastAsia="en-IN"/>
+        </w:rPr>
+      </w:pPr>
+      <w:proofErr w:type="spellStart"/>
+      <w:r>
+        <w:rPr>
+          <w:rFonts w:ascii="Courier New" w:eastAsia="Times New Roman" w:hAnsi="Courier New" w:cs="Courier New"/>
+          <w:b/>
+          <w:bCs/>
+          <w:color w:val="3D4F58"/>
+          <w:sz w:val="18"/>
+          <w:szCs w:val="18"/>
+          <w:lang w:eastAsia="en-IN"/>
+        </w:rPr>
+        <w:t>travelDate</w:t>
+      </w:r>
+      <w:proofErr w:type="spellEnd"/>
+    </w:p>
+    <w:p>
+      <w:pPr>
+        <w:shd w:val="clear" w:color="auto" w:fill="FFFFFF"/>
+        <w:spacing w:after="0" w:line="240" w:lineRule="auto"/>
+        <w:rPr>
+          <w:rFonts w:ascii="Courier New" w:eastAsia="Times New Roman" w:hAnsi="Courier New" w:cs="Courier New"/>
+          <w:color w:val="12824D"/>
+          <w:sz w:val="18"/>
+          <w:szCs w:val="18"/>
+          <w:lang w:eastAsia="en-IN"/>
+        </w:rPr>
+      </w:pPr>
+      <w:r>
+        <w:rPr>
+          <w:rFonts w:ascii="Courier New" w:eastAsia="Times New Roman" w:hAnsi="Courier New" w:cs="Courier New"/>
+          <w:color w:val="12824D"/>
+          <w:sz w:val="18"/>
+          <w:szCs w:val="18"/>
+          <w:lang w:eastAsia="en-IN"/>
+        </w:rPr>
+        <w:t>"2024-08-22"</w:t>
+      </w:r>
+    </w:p>
+    <w:p>
+      <w:pPr>
+        <w:shd w:val="clear" w:color="auto" w:fill="FFFFFF"/>
+        <w:spacing w:after="0" w:line="240" w:lineRule="auto"/>
+        <w:rPr>
+          <w:rFonts w:ascii="Courier New" w:eastAsia="Times New Roman" w:hAnsi="Courier New" w:cs="Courier New"/>
+          <w:b/>
+          <w:bCs/>
+          <w:color w:val="3D4F58"/>
+          <w:sz w:val="18"/>
+          <w:szCs w:val="18"/>
+          <w:lang w:eastAsia="en-IN"/>
+        </w:rPr>
+      </w:pPr>
+      <w:proofErr w:type="spellStart"/>
+      <w:r>
+        <w:rPr>
+          <w:rFonts w:ascii="Courier New" w:eastAsia="Times New Roman" w:hAnsi="Courier New" w:cs="Courier New"/>
+          <w:b/>
+          <w:bCs/>
+          <w:color w:val="3D4F58"/>
+          <w:sz w:val="18"/>
+          <w:szCs w:val="18"/>
+          <w:lang w:eastAsia="en-IN"/>
+        </w:rPr>
+        <w:t>departureTime</w:t>
+      </w:r>
+      <w:proofErr w:type="spellEnd"/>
+    </w:p>
+    <w:p>
+      <w:pPr>
+        <w:shd w:val="clear" w:color="auto" w:fill="FFFFFF"/>
+        <w:spacing w:after="0" w:line="240" w:lineRule="auto"/>
+        <w:rPr>
+          <w:rFonts w:ascii="Courier New" w:eastAsia="Times New Roman" w:hAnsi="Courier New" w:cs="Courier New"/>
+          <w:color w:val="12824D"/>
+          <w:sz w:val="18"/>
+          <w:szCs w:val="18"/>
+          <w:lang w:eastAsia="en-IN"/>
+        </w:rPr>
+      </w:pPr>
+      <w:r>
+        <w:rPr>
+          <w:rFonts w:ascii="Courier New" w:eastAsia="Times New Roman" w:hAnsi="Courier New" w:cs="Courier New"/>
+          <w:color w:val="12824D"/>
+          <w:sz w:val="18"/>
+          <w:szCs w:val="18"/>
+          <w:lang w:eastAsia="en-IN"/>
+        </w:rPr>
+        <w:t>"14:45"</w:t>
+      </w:r>
+    </w:p>
+    <w:p>
+      <w:pPr>
+        <w:shd w:val="clear" w:color="auto" w:fill="FFFFFF"/>
+        <w:spacing w:after="0" w:line="240" w:lineRule="auto"/>
+        <w:rPr>
+          <w:rFonts w:ascii="Courier New" w:eastAsia="Times New Roman" w:hAnsi="Courier New" w:cs="Courier New"/>
+          <w:b/>
+          <w:bCs/>
+          <w:color w:val="3D4F58"/>
+          <w:sz w:val="18"/>
+          <w:szCs w:val="18"/>
+          <w:lang w:eastAsia="en-IN"/>
+        </w:rPr>
+      </w:pPr>
+      <w:proofErr w:type="spellStart"/>
+      <w:r>
+        <w:rPr>
+          <w:rFonts w:ascii="Courier New" w:eastAsia="Times New Roman" w:hAnsi="Courier New" w:cs="Courier New"/>
+          <w:b/>
+          <w:bCs/>
+          <w:color w:val="3D4F58"/>
+          <w:sz w:val="18"/>
+          <w:szCs w:val="18"/>
+          <w:lang w:eastAsia="en-IN"/>
+        </w:rPr>
+        <w:t>arrivalDate</w:t>
+      </w:r>
+      <w:proofErr w:type="spellEnd"/>
+    </w:p>
+    <w:p>
+      <w:pPr>
+        <w:shd w:val="clear" w:color="auto" w:fill="FFFFFF"/>
+        <w:spacing w:after="0" w:line="240" w:lineRule="auto"/>
+        <w:rPr>
+          <w:rFonts w:ascii="Courier New" w:eastAsia="Times New Roman" w:hAnsi="Courier New" w:cs="Courier New"/>
+          <w:color w:val="3D4F58"/>
+          <w:sz w:val="18"/>
+          <w:szCs w:val="18"/>
+          <w:lang w:eastAsia="en-IN"/>
+        </w:rPr>
+      </w:pPr>
+      <w:r>
+        <w:rPr>
+          <w:rFonts w:ascii="Courier New" w:eastAsia="Times New Roman" w:hAnsi="Courier New" w:cs="Courier New"/>
+          <w:color w:val="3D4F58"/>
+          <w:sz w:val="18"/>
+          <w:szCs w:val="18"/>
+          <w:lang w:eastAsia="en-IN"/>
+        </w:rPr>
+        <w:t>null</w:t>
+      </w:r>
+    </w:p>
+    <w:p>
+      <w:pPr>
+        <w:shd w:val="clear" w:color="auto" w:fill="FFFFFF"/>
+        <w:spacing w:after="0" w:line="240" w:lineRule="auto"/>
+        <w:rPr>
+          <w:rFonts w:ascii="Courier New" w:eastAsia="Times New Roman" w:hAnsi="Courier New" w:cs="Courier New"/>
+          <w:b/>
+          <w:bCs/>
+          <w:color w:val="3D4F58"/>
+          <w:sz w:val="18"/>
+          <w:szCs w:val="18"/>
+          <w:lang w:eastAsia="en-IN"/>
+        </w:rPr>
+      </w:pPr>
+      <w:proofErr w:type="spellStart"/>
+      <w:r>
+        <w:rPr>
+          <w:rFonts w:ascii="Courier New" w:eastAsia="Times New Roman" w:hAnsi="Courier New" w:cs="Courier New"/>
+          <w:b/>
+          <w:bCs/>
+          <w:color w:val="3D4F58"/>
+          <w:sz w:val="18"/>
+          <w:szCs w:val="18"/>
+          <w:lang w:eastAsia="en-IN"/>
+        </w:rPr>
+        <w:t>arrivalTime</w:t>
+      </w:r>
+      <w:proofErr w:type="spellEnd"/>
+    </w:p>
+    <w:p>
+      <w:pPr>
+        <w:shd w:val="clear" w:color="auto" w:fill="FFFFFF"/>
+        <w:spacing w:after="0" w:line="240" w:lineRule="auto"/>
+        <w:rPr>
+          <w:rFonts w:ascii="Courier New" w:eastAsia="Times New Roman" w:hAnsi="Courier New" w:cs="Courier New"/>
+          <w:color w:val="3D4F58"/>
+          <w:sz w:val="18"/>
+          <w:szCs w:val="18"/>
+          <w:lang w:eastAsia="en-IN"/>
+        </w:rPr>
+      </w:pPr>
+      <w:r>
+        <w:rPr>
+          <w:rFonts w:ascii="Courier New" w:eastAsia="Times New Roman" w:hAnsi="Courier New" w:cs="Courier New"/>
+          <w:color w:val="3D4F58"/>
+          <w:sz w:val="18"/>
+          <w:szCs w:val="18"/>
+          <w:lang w:eastAsia="en-IN"/>
+        </w:rPr>
+        <w:t>null</w:t>
+      </w:r>
+    </w:p>
+    <w:p>
+      <w:pPr>
+        <w:shd w:val="clear" w:color="auto" w:fill="FFFFFF"/>
+        <w:spacing w:after="0" w:line="240" w:lineRule="auto"/>
+        <w:rPr>
+          <w:rFonts w:ascii="Courier New" w:eastAsia="Times New Roman" w:hAnsi="Courier New" w:cs="Courier New"/>
+          <w:b/>
+          <w:bCs/>
+          <w:color w:val="3D4F58"/>
+          <w:sz w:val="18"/>
+          <w:szCs w:val="18"/>
+          <w:lang w:eastAsia="en-IN"/>
+        </w:rPr>
+      </w:pPr>
+      <w:proofErr w:type="spellStart"/>
+      <w:r>
+        <w:rPr>
+          <w:rFonts w:ascii="Courier New" w:eastAsia="Times New Roman" w:hAnsi="Courier New" w:cs="Courier New"/>
+          <w:b/>
+          <w:bCs/>
+          <w:color w:val="3D4F58"/>
+          <w:sz w:val="18"/>
+          <w:szCs w:val="18"/>
+          <w:lang w:eastAsia="en-IN"/>
+        </w:rPr>
+        <w:t>seatNumber</w:t>
+      </w:r>
+      <w:proofErr w:type="spellEnd"/>
+    </w:p>
+    <w:p>
+      <w:pPr>
+        <w:shd w:val="clear" w:color="auto" w:fill="FFFFFF"/>
+        <w:spacing w:after="0" w:line="240" w:lineRule="auto"/>
+        <w:rPr>
+          <w:rFonts w:ascii="Courier New" w:eastAsia="Times New Roman" w:hAnsi="Courier New" w:cs="Courier New"/>
+          <w:color w:val="12824D"/>
+          <w:sz w:val="18"/>
+          <w:szCs w:val="18"/>
+          <w:lang w:eastAsia="en-IN"/>
+        </w:rPr>
+      </w:pPr>
+      <w:r>
+        <w:rPr>
+          <w:rFonts w:ascii="Courier New" w:eastAsia="Times New Roman" w:hAnsi="Courier New" w:cs="Courier New"/>
+          <w:color w:val="12824D"/>
+          <w:sz w:val="18"/>
+          <w:szCs w:val="18"/>
+          <w:lang w:eastAsia="en-IN"/>
+        </w:rPr>
+        <w:t>"32A"</w:t>
+      </w:r>
+    </w:p>
+    <w:p>
+      <w:pPr>
+        <w:shd w:val="clear" w:color="auto" w:fill="FFFFFF"/>
+        <w:spacing w:after="0" w:line="240" w:lineRule="auto"/>
+        <w:rPr>
+          <w:rFonts w:ascii="Courier New" w:eastAsia="Times New Roman" w:hAnsi="Courier New" w:cs="Courier New"/>
+          <w:b/>
+          <w:bCs/>
+          <w:color w:val="3D4F58"/>
+          <w:sz w:val="18"/>
+          <w:szCs w:val="18"/>
+          <w:lang w:eastAsia="en-IN"/>
+        </w:rPr>
+      </w:pPr>
+      <w:proofErr w:type="spellStart"/>
+      <w:r>
+        <w:rPr>
+          <w:rFonts w:ascii="Courier New" w:eastAsia="Times New Roman" w:hAnsi="Courier New" w:cs="Courier New"/>
+          <w:b/>
+          <w:bCs/>
+          <w:color w:val="3D4F58"/>
+          <w:sz w:val="18"/>
+          <w:szCs w:val="18"/>
+          <w:lang w:eastAsia="en-IN"/>
+        </w:rPr>
+        <w:t>travelClass</w:t>
+      </w:r>
+      <w:proofErr w:type="spellEnd"/>
+    </w:p>
+    <w:p>
+      <w:pPr>
+        <w:shd w:val="clear" w:color="auto" w:fill="FFFFFF"/>
+        <w:spacing w:after="0" w:line="240" w:lineRule="auto"/>
+        <w:rPr>
+          <w:rFonts w:ascii="Courier New" w:eastAsia="Times New Roman" w:hAnsi="Courier New" w:cs="Courier New"/>
+          <w:color w:val="12824D"/>
+          <w:sz w:val="18"/>
+          <w:szCs w:val="18"/>
+          <w:lang w:eastAsia="en-IN"/>
+        </w:rPr>
+      </w:pPr>
+      <w:r>
+        <w:rPr>
+          <w:rFonts w:ascii="Courier New" w:eastAsia="Times New Roman" w:hAnsi="Courier New" w:cs="Courier New"/>
+          <w:color w:val="12824D"/>
+          <w:sz w:val="18"/>
+          <w:szCs w:val="18"/>
+          <w:lang w:eastAsia="en-IN"/>
+        </w:rPr>
+        <w:t>"M"</w:t>
+      </w:r>
+    </w:p>
+    <w:p>
+      <w:pPr>
+        <w:shd w:val="clear" w:color="auto" w:fill="E8EDEB"/>
+        <w:spacing w:after="0" w:line="240" w:lineRule="auto"/>
+        <w:rPr>
+          <w:rFonts w:ascii="Courier New" w:eastAsia="Times New Roman" w:hAnsi="Courier New" w:cs="Courier New"/>
+          <w:b/>
+          <w:bCs/>
+          <w:color w:val="3D4F58"/>
+          <w:sz w:val="18"/>
+          <w:szCs w:val="18"/>
+          <w:lang w:eastAsia="en-IN"/>
+        </w:rPr>
+      </w:pPr>
+      <w:r>
+        <w:rPr>
+          <w:rFonts w:ascii="Courier New" w:eastAsia="Times New Roman" w:hAnsi="Courier New" w:cs="Courier New"/>
+          <w:b/>
+          <w:bCs/>
+          <w:color w:val="3D4F58"/>
+          <w:sz w:val="18"/>
+          <w:szCs w:val="18"/>
+          <w:lang w:eastAsia="en-IN"/>
+        </w:rPr>
+        <w:t>airline</w:t>
+      </w:r>
+    </w:p>
+    <w:p>
+      <w:pPr>
+        <w:shd w:val="clear" w:color="auto" w:fill="E8EDEB"/>
+        <w:spacing w:after="0" w:line="240" w:lineRule="auto"/>
+        <w:rPr>
+          <w:rFonts w:ascii="Courier New" w:eastAsia="Times New Roman" w:hAnsi="Courier New" w:cs="Courier New"/>
+          <w:color w:val="12824D"/>
+          <w:sz w:val="18"/>
+          <w:szCs w:val="18"/>
+          <w:lang w:eastAsia="en-IN"/>
+        </w:rPr>
+      </w:pPr>
+      <w:r>
+        <w:rPr>
+          <w:rFonts w:ascii="Courier New" w:eastAsia="Times New Roman" w:hAnsi="Courier New" w:cs="Courier New"/>
+          <w:color w:val="12824D"/>
+          <w:sz w:val="18"/>
+          <w:szCs w:val="18"/>
+          <w:lang w:eastAsia="en-IN"/>
+        </w:rPr>
+        <w:t>"WORLD VECTOR AIRLINES"</w:t>
+      </w:r>
+    </w:p>
+    <w:p>
+      <w:pPr>
+        <w:ind w:left="360"/>
+        <w:rPr>
+          <w:lang w:val="en-US"/>
+        </w:rPr>
+      </w:pPr>
+    </w:p>
+    <w:p>
+      <w:pPr>
+        <w:ind w:left="360"/>
+        <w:rPr>
+          <w:lang w:val="en-US"/>
+        </w:rPr>
+      </w:pPr>
+      <w:r>
+        <w:rPr>
+          <w:lang w:val="en-US"/>
+        </w:rPr>
+        <w:lastRenderedPageBreak/>
+        <w:t>This parsed object will be used later in RAG.</w:t>
+      </w:r>
+    </w:p>
+    <w:p>
+      <w:pPr>
+        <w:ind w:left="360"/>
+        <w:rPr>
+          <w:lang w:val="en-US"/>
+        </w:rPr>
+      </w:pPr>
+      <w:r>
+        <w:rPr>
+          <w:lang w:val="en-US"/>
+        </w:rPr>
+        <w:t xml:space="preserve">4) fraud_service.py – this service calls Azure </w:t>
+      </w:r>
+      <w:proofErr w:type="spellStart"/>
+      <w:r>
+        <w:rPr>
+          <w:lang w:val="en-US"/>
+        </w:rPr>
+        <w:t>OpenAI</w:t>
+      </w:r>
+      <w:proofErr w:type="spellEnd"/>
+      <w:r>
+        <w:rPr>
+          <w:lang w:val="en-US"/>
+        </w:rPr>
+        <w:t xml:space="preserve"> llm where we pass all documents from </w:t>
+      </w:r>
+      <w:proofErr w:type="spellStart"/>
+      <w:r>
+        <w:rPr>
+          <w:lang w:val="en-US"/>
+        </w:rPr>
+        <w:t>MongoDb</w:t>
+      </w:r>
+      <w:proofErr w:type="spellEnd"/>
+      <w:r>
+        <w:rPr>
+          <w:lang w:val="en-US"/>
+        </w:rPr>
+        <w:t xml:space="preserve"> against a travelId along with expense </w:t>
+      </w:r>
+      <w:r>
+        <w:rPr>
+          <w:lang w:val="en-US"/>
+        </w:rPr>
+        <w:t>lines (</w:t>
+      </w:r>
+      <w:r>
+        <w:rPr>
+          <w:lang w:val="en-US"/>
+        </w:rPr>
+        <w:t>sent from UI) to find discrepancies.</w:t>
+      </w:r>
+    </w:p>
+    <w:p>
+      <w:pPr>
+        <w:ind w:left="360"/>
+        <w:rPr>
+          <w:lang w:val="en-US"/>
+        </w:rPr>
+      </w:pPr>
+    </w:p>
+    <w:p>
+      <w:pPr>
+        <w:ind w:left="360"/>
+        <w:rPr>
+          <w:lang w:val="en-US"/>
+        </w:rPr>
+      </w:pPr>
       <w:bookmarkStart w:id="0" w:name="_GoBack"/>
       <w:bookmarkEnd w:id="0"/>
-    </w:p>
-    <w:p>
-      <w:pPr>
-        <w:ind w:left="360"/>
-        <w:rPr>
-          <w:lang w:val="en-US"/>
-        </w:rPr>
-      </w:pPr>
     </w:p>
     <w:sectPr>
       <w:pgSz w:w="11906" w:h="16838"/>
